--- a/spec/mcp-lock-spec.docx
+++ b/spec/mcp-lock-spec.docx
@@ -203,7 +203,7 @@
           <w:sz w:val="21"/>
           <w:szCs w:val="21"/>
         </w:rPr>
-        <w:t xml:space="preserve">The tree is much larger than the configuration suggests. The median server installs 93 packages and the largest installs 618. What the manifest declares is a median of about 3% of that.</w:t>
+        <w:t xml:space="preserve">The tree is much larger than the configuration suggests. The median server installs 94 packages and the largest installs 619. What the manifest declares is a median of about 3% of that.</w:t>
       </w:r>
     </w:p>
     <w:p>
@@ -847,7 +847,7 @@
       </w:tr>
       <w:tr>
         <w:trPr>
-          <w:tblHeader w:val="false"/>
+          <w:tblHeader w:val="off"/>
         </w:trPr>
         <w:tc>
           <w:tcPr>
@@ -948,7 +948,7 @@
       </w:tr>
       <w:tr>
         <w:trPr>
-          <w:tblHeader w:val="false"/>
+          <w:tblHeader w:val="off"/>
         </w:trPr>
         <w:tc>
           <w:tcPr>
@@ -1049,7 +1049,7 @@
       </w:tr>
       <w:tr>
         <w:trPr>
-          <w:tblHeader w:val="false"/>
+          <w:tblHeader w:val="off"/>
         </w:trPr>
         <w:tc>
           <w:tcPr>
@@ -1150,7 +1150,7 @@
       </w:tr>
       <w:tr>
         <w:trPr>
-          <w:tblHeader w:val="false"/>
+          <w:tblHeader w:val="off"/>
         </w:trPr>
         <w:tc>
           <w:tcPr>
@@ -1251,7 +1251,7 @@
       </w:tr>
       <w:tr>
         <w:trPr>
-          <w:tblHeader w:val="false"/>
+          <w:tblHeader w:val="off"/>
         </w:trPr>
         <w:tc>
           <w:tcPr>
@@ -1352,7 +1352,7 @@
       </w:tr>
       <w:tr>
         <w:trPr>
-          <w:tblHeader w:val="false"/>
+          <w:tblHeader w:val="off"/>
         </w:trPr>
         <w:tc>
           <w:tcPr>
@@ -1453,7 +1453,7 @@
       </w:tr>
       <w:tr>
         <w:trPr>
-          <w:tblHeader w:val="false"/>
+          <w:tblHeader w:val="off"/>
         </w:trPr>
         <w:tc>
           <w:tcPr>
@@ -1554,7 +1554,7 @@
       </w:tr>
       <w:tr>
         <w:trPr>
-          <w:tblHeader w:val="false"/>
+          <w:tblHeader w:val="off"/>
         </w:trPr>
         <w:tc>
           <w:tcPr>
@@ -1655,7 +1655,7 @@
       </w:tr>
       <w:tr>
         <w:trPr>
-          <w:tblHeader w:val="false"/>
+          <w:tblHeader w:val="off"/>
         </w:trPr>
         <w:tc>
           <w:tcPr>
@@ -1756,7 +1756,7 @@
       </w:tr>
       <w:tr>
         <w:trPr>
-          <w:tblHeader w:val="false"/>
+          <w:tblHeader w:val="off"/>
         </w:trPr>
         <w:tc>
           <w:tcPr>
@@ -2250,7 +2250,7 @@
       </w:tr>
       <w:tr>
         <w:trPr>
-          <w:tblHeader w:val="false"/>
+          <w:tblHeader w:val="off"/>
         </w:trPr>
         <w:tc>
           <w:tcPr>
@@ -2351,7 +2351,7 @@
       </w:tr>
       <w:tr>
         <w:trPr>
-          <w:tblHeader w:val="false"/>
+          <w:tblHeader w:val="off"/>
         </w:trPr>
         <w:tc>
           <w:tcPr>
@@ -2452,7 +2452,7 @@
       </w:tr>
       <w:tr>
         <w:trPr>
-          <w:tblHeader w:val="false"/>
+          <w:tblHeader w:val="off"/>
         </w:trPr>
         <w:tc>
           <w:tcPr>
@@ -2553,7 +2553,7 @@
       </w:tr>
       <w:tr>
         <w:trPr>
-          <w:tblHeader w:val="false"/>
+          <w:tblHeader w:val="off"/>
         </w:trPr>
         <w:tc>
           <w:tcPr>
@@ -2654,7 +2654,7 @@
       </w:tr>
       <w:tr>
         <w:trPr>
-          <w:tblHeader w:val="false"/>
+          <w:tblHeader w:val="off"/>
         </w:trPr>
         <w:tc>
           <w:tcPr>
@@ -2755,7 +2755,7 @@
       </w:tr>
       <w:tr>
         <w:trPr>
-          <w:tblHeader w:val="false"/>
+          <w:tblHeader w:val="off"/>
         </w:trPr>
         <w:tc>
           <w:tcPr>
@@ -2856,7 +2856,7 @@
       </w:tr>
       <w:tr>
         <w:trPr>
-          <w:tblHeader w:val="false"/>
+          <w:tblHeader w:val="off"/>
         </w:trPr>
         <w:tc>
           <w:tcPr>
@@ -2957,7 +2957,7 @@
       </w:tr>
       <w:tr>
         <w:trPr>
-          <w:tblHeader w:val="false"/>
+          <w:tblHeader w:val="off"/>
         </w:trPr>
         <w:tc>
           <w:tcPr>
@@ -3058,7 +3058,7 @@
       </w:tr>
       <w:tr>
         <w:trPr>
-          <w:tblHeader w:val="false"/>
+          <w:tblHeader w:val="off"/>
         </w:trPr>
         <w:tc>
           <w:tcPr>
@@ -3159,7 +3159,7 @@
       </w:tr>
       <w:tr>
         <w:trPr>
-          <w:tblHeader w:val="false"/>
+          <w:tblHeader w:val="off"/>
         </w:trPr>
         <w:tc>
           <w:tcPr>
@@ -3260,7 +3260,7 @@
       </w:tr>
       <w:tr>
         <w:trPr>
-          <w:tblHeader w:val="false"/>
+          <w:tblHeader w:val="off"/>
         </w:trPr>
         <w:tc>
           <w:tcPr>
@@ -4250,7 +4250,7 @@
       </w:tr>
       <w:tr>
         <w:trPr>
-          <w:tblHeader w:val="false"/>
+          <w:tblHeader w:val="off"/>
         </w:trPr>
         <w:tc>
           <w:tcPr>
@@ -4327,7 +4327,7 @@
       </w:tr>
       <w:tr>
         <w:trPr>
-          <w:tblHeader w:val="false"/>
+          <w:tblHeader w:val="off"/>
         </w:trPr>
         <w:tc>
           <w:tcPr>
@@ -4404,7 +4404,7 @@
       </w:tr>
       <w:tr>
         <w:trPr>
-          <w:tblHeader w:val="false"/>
+          <w:tblHeader w:val="off"/>
         </w:trPr>
         <w:tc>
           <w:tcPr>
@@ -4816,7 +4816,7 @@
       </w:tr>
       <w:tr>
         <w:trPr>
-          <w:tblHeader w:val="false"/>
+          <w:tblHeader w:val="off"/>
         </w:trPr>
         <w:tc>
           <w:tcPr>
@@ -4893,7 +4893,7 @@
       </w:tr>
       <w:tr>
         <w:trPr>
-          <w:tblHeader w:val="false"/>
+          <w:tblHeader w:val="off"/>
         </w:trPr>
         <w:tc>
           <w:tcPr>
@@ -4986,7 +4986,7 @@
       </w:tr>
       <w:tr>
         <w:trPr>
-          <w:tblHeader w:val="false"/>
+          <w:tblHeader w:val="off"/>
         </w:trPr>
         <w:tc>
           <w:tcPr>
@@ -5063,7 +5063,7 @@
       </w:tr>
       <w:tr>
         <w:trPr>
-          <w:tblHeader w:val="false"/>
+          <w:tblHeader w:val="off"/>
         </w:trPr>
         <w:tc>
           <w:tcPr>
@@ -6095,7 +6095,7 @@
           <w:sz w:val="21"/>
           <w:szCs w:val="21"/>
         </w:rPr>
-        <w:t xml:space="preserve"> A validly signed document with no lifetime replays forever and nothing notices. This is the argument behind TUF's timestamp role, and it applies to any artifact describing a dependency state at a point in time. In the study corpus, comparing a tree frozen at release against the tree installed today changed the advisory verdict for 64.8% of servers, almost entirely by accumulating findings the running system does not have. </w:t>
+        <w:t xml:space="preserve"> A validly signed document with no lifetime replays forever and nothing notices. This is the argument behind TUF's timestamp role, and it applies to any artifact describing a dependency state at a point in time. In the study corpus, an advisory scanner reading a tree frozen at the root's release date flags 130 of 249 servers, 52.2%, that are clean when installed, and flags no server that is clean in the frozen tree and affected when installed. The advisory list differs for 164 of 249, and for 87.7% of the servers that have any dependency at all, 62 having none. The effect runs one way because an install resolves ranges forward onto versions published after the root shipped, and the advisory set attached to a version shrinks as the version advances. Counts of individual findings are not quoted here: they are dominated by a few advisory-dense packages, with five packages holding 82% of them, so the rate is the stable quantity and the count is not. </w:t>
       </w:r>
       <w:r>
         <w:rPr>
@@ -6562,10 +6562,6 @@
 </w:document>
 </file>
 
-<file path=word/comments.xml><?xml version="1.0" encoding="utf-8"?>
-<w:comments xmlns:cx="http://schemas.microsoft.com/office/drawing/2014/chartex" xmlns:cx1="http://schemas.microsoft.com/office/drawing/2015/9/8/chartex" xmlns:cx2="http://schemas.microsoft.com/office/drawing/2015/10/21/chartex" xmlns:cx3="http://schemas.microsoft.com/office/drawing/2016/5/9/chartex" xmlns:cx4="http://schemas.microsoft.com/office/drawing/2016/5/10/chartex" xmlns:cx5="http://schemas.microsoft.com/office/drawing/2016/5/11/chartex" xmlns:cx6="http://schemas.microsoft.com/office/drawing/2016/5/12/chartex" xmlns:cx7="http://schemas.microsoft.com/office/drawing/2016/5/13/chartex" xmlns:cx8="http://schemas.microsoft.com/office/drawing/2016/5/14/chartex" xmlns:mc="http://schemas.openxmlformats.org/markup-compatibility/2006" xmlns:aink="http://schemas.microsoft.com/office/drawing/2016/ink" xmlns:am3d="http://schemas.microsoft.com/office/drawing/2017/model3d" xmlns:o="urn:schemas-microsoft-com:office:office" xmlns:r="http://schemas.openxmlformats.org/officeDocument/2006/relationships" xmlns:m="http://schemas.openxmlformats.org/officeDocument/2006/math" xmlns:v="urn:schemas-microsoft-com:vml" xmlns:wp14="http://schemas.microsoft.com/office/word/2010/wordprocessingDrawing" xmlns:wp="http://schemas.openxmlformats.org/drawingml/2006/wordprocessingDrawing" xmlns:w10="urn:schemas-microsoft-com:office:word" xmlns:w="http://schemas.openxmlformats.org/wordprocessingml/2006/main" xmlns:w14="http://schemas.microsoft.com/office/word/2010/wordml" xmlns:w15="http://schemas.microsoft.com/office/word/2012/wordml" xmlns:w16cex="http://schemas.microsoft.com/office/word/2018/wordml/cex" xmlns:w16cid="http://schemas.microsoft.com/office/word/2016/wordml/cid" xmlns:w16="http://schemas.microsoft.com/office/word/2018/wordml" xmlns:w16sdtdh="http://schemas.microsoft.com/office/word/2020/wordml/sdtdatahash" xmlns:w16se="http://schemas.microsoft.com/office/word/2015/wordml/symex" xmlns:wpg="http://schemas.microsoft.com/office/word/2010/wordprocessingGroup" xmlns:wpi="http://schemas.microsoft.com/office/word/2010/wordprocessingInk" xmlns:wne="http://schemas.microsoft.com/office/word/2006/wordml" xmlns:wps="http://schemas.microsoft.com/office/word/2010/wordprocessingShape"/>
-</file>
-
 <file path=word/endnotes.xml><?xml version="1.0" encoding="utf-8"?>
 <w:endnotes xmlns:wpc="http://schemas.microsoft.com/office/word/2010/wordprocessingCanvas" xmlns:mc="http://schemas.openxmlformats.org/markup-compatibility/2006" xmlns:o="urn:schemas-microsoft-com:office:office" xmlns:r="http://schemas.openxmlformats.org/officeDocument/2006/relationships" xmlns:m="http://schemas.openxmlformats.org/officeDocument/2006/math" xmlns:v="urn:schemas-microsoft-com:vml" xmlns:wp14="http://schemas.microsoft.com/office/word/2010/wordprocessingDrawing" xmlns:wp="http://schemas.openxmlformats.org/drawingml/2006/wordprocessingDrawing" xmlns:w10="urn:schemas-microsoft-com:office:word" xmlns:w="http://schemas.openxmlformats.org/wordprocessingml/2006/main" xmlns:w14="http://schemas.microsoft.com/office/word/2010/wordml" xmlns:w15="http://schemas.microsoft.com/office/word/2012/wordml" xmlns:wpg="http://schemas.microsoft.com/office/word/2010/wordprocessingGroup" xmlns:wpi="http://schemas.microsoft.com/office/word/2010/wordprocessingInk" xmlns:wne="http://schemas.microsoft.com/office/word/2006/wordml" xmlns:wps="http://schemas.microsoft.com/office/word/2010/wordprocessingShape" mc:Ignorable="w14 w15 wp14">
   <w:endnote w:type="separator" w:id="-1">
@@ -6644,7 +6640,7 @@
 <w:numbering xmlns:wpc="http://schemas.microsoft.com/office/word/2010/wordprocessingCanvas" xmlns:mc="http://schemas.openxmlformats.org/markup-compatibility/2006" xmlns:o="urn:schemas-microsoft-com:office:office" xmlns:r="http://schemas.openxmlformats.org/officeDocument/2006/relationships" xmlns:m="http://schemas.openxmlformats.org/officeDocument/2006/math" xmlns:v="urn:schemas-microsoft-com:vml" xmlns:wp14="http://schemas.microsoft.com/office/word/2010/wordprocessingDrawing" xmlns:wp="http://schemas.openxmlformats.org/drawingml/2006/wordprocessingDrawing" xmlns:w10="urn:schemas-microsoft-com:office:word" xmlns:w="http://schemas.openxmlformats.org/wordprocessingml/2006/main" xmlns:w14="http://schemas.microsoft.com/office/word/2010/wordml" xmlns:w15="http://schemas.microsoft.com/office/word/2012/wordml" xmlns:wpg="http://schemas.microsoft.com/office/word/2010/wordprocessingGroup" xmlns:wpi="http://schemas.microsoft.com/office/word/2010/wordprocessingInk" xmlns:wne="http://schemas.microsoft.com/office/word/2006/wordml" xmlns:wps="http://schemas.microsoft.com/office/word/2010/wordprocessingShape" mc:Ignorable="w14 w15 wp14">
   <w:abstractNum w:abstractNumId="1" w15:restartNumberingAfterBreak="0">
     <w:multiLevelType w:val="hybridMultilevel"/>
-    <w:lvl w:ilvl="0" w15:tentative="1">
+    <w:lvl w:ilvl="0" w:tentative="1">
       <w:start w:val="1"/>
       <w:numFmt w:val="bullet"/>
       <w:lvlText w:val="●"/>
@@ -6653,7 +6649,7 @@
         <w:ind w:left="720" w:hanging="360"/>
       </w:pPr>
     </w:lvl>
-    <w:lvl w:ilvl="1" w15:tentative="1">
+    <w:lvl w:ilvl="1" w:tentative="1">
       <w:start w:val="1"/>
       <w:numFmt w:val="bullet"/>
       <w:lvlText w:val="○"/>
@@ -6662,7 +6658,7 @@
         <w:ind w:left="1440" w:hanging="360"/>
       </w:pPr>
     </w:lvl>
-    <w:lvl w:ilvl="2" w15:tentative="1">
+    <w:lvl w:ilvl="2" w:tentative="1">
       <w:start w:val="1"/>
       <w:numFmt w:val="bullet"/>
       <w:lvlText w:val="■"/>
@@ -6671,7 +6667,7 @@
         <w:ind w:left="2160" w:hanging="360"/>
       </w:pPr>
     </w:lvl>
-    <w:lvl w:ilvl="3" w15:tentative="1">
+    <w:lvl w:ilvl="3" w:tentative="1">
       <w:start w:val="1"/>
       <w:numFmt w:val="bullet"/>
       <w:lvlText w:val="●"/>
@@ -6680,7 +6676,7 @@
         <w:ind w:left="2880" w:hanging="360"/>
       </w:pPr>
     </w:lvl>
-    <w:lvl w:ilvl="4" w15:tentative="1">
+    <w:lvl w:ilvl="4" w:tentative="1">
       <w:start w:val="1"/>
       <w:numFmt w:val="bullet"/>
       <w:lvlText w:val="○"/>
@@ -6689,7 +6685,7 @@
         <w:ind w:left="3600" w:hanging="360"/>
       </w:pPr>
     </w:lvl>
-    <w:lvl w:ilvl="5" w15:tentative="1">
+    <w:lvl w:ilvl="5" w:tentative="1">
       <w:start w:val="1"/>
       <w:numFmt w:val="bullet"/>
       <w:lvlText w:val="■"/>
@@ -6698,7 +6694,7 @@
         <w:ind w:left="4320" w:hanging="360"/>
       </w:pPr>
     </w:lvl>
-    <w:lvl w:ilvl="6" w15:tentative="1">
+    <w:lvl w:ilvl="6" w:tentative="1">
       <w:start w:val="1"/>
       <w:numFmt w:val="bullet"/>
       <w:lvlText w:val="●"/>
@@ -6707,7 +6703,7 @@
         <w:ind w:left="5040" w:hanging="360"/>
       </w:pPr>
     </w:lvl>
-    <w:lvl w:ilvl="7" w15:tentative="1">
+    <w:lvl w:ilvl="7" w:tentative="1">
       <w:start w:val="1"/>
       <w:numFmt w:val="bullet"/>
       <w:lvlText w:val="●"/>
@@ -6716,7 +6712,7 @@
         <w:ind w:left="5760" w:hanging="360"/>
       </w:pPr>
     </w:lvl>
-    <w:lvl w:ilvl="8" w15:tentative="1">
+    <w:lvl w:ilvl="8" w:tentative="1">
       <w:start w:val="1"/>
       <w:numFmt w:val="bullet"/>
       <w:lvlText w:val="●"/>
@@ -6747,6 +6743,10 @@
     </w:rPrDefault>
     <w:pPrDefault/>
   </w:docDefaults>
+  <w:style w:type="paragraph" w:styleId="Normal" w:default="1">
+    <w:name w:val="Normal"/>
+    <w:qFormat/>
+  </w:style>
   <w:style w:type="paragraph" w:styleId="Title">
     <w:name w:val="Title"/>
     <w:basedOn w:val="Normal"/>
@@ -6919,4 +6919,294 @@
     </w:rPr>
   </w:style>
 </w:styles>
+</file>
+
+<file path=word/theme/theme1.xml><?xml version="1.0" encoding="utf-8"?>
+<a:theme xmlns:a="http://schemas.openxmlformats.org/drawingml/2006/main" name="Office Theme">
+  <a:themeElements>
+    <a:clrScheme name="Office">
+      <a:dk1>
+        <a:sysClr val="windowText" lastClr="000000"/>
+      </a:dk1>
+      <a:lt1>
+        <a:sysClr val="window" lastClr="FFFFFF"/>
+      </a:lt1>
+      <a:dk2>
+        <a:srgbClr val="44546A"/>
+      </a:dk2>
+      <a:lt2>
+        <a:srgbClr val="E7E6E6"/>
+      </a:lt2>
+      <a:accent1>
+        <a:srgbClr val="4472C4"/>
+      </a:accent1>
+      <a:accent2>
+        <a:srgbClr val="ED7D31"/>
+      </a:accent2>
+      <a:accent3>
+        <a:srgbClr val="A5A5A5"/>
+      </a:accent3>
+      <a:accent4>
+        <a:srgbClr val="FFC000"/>
+      </a:accent4>
+      <a:accent5>
+        <a:srgbClr val="5B9BD5"/>
+      </a:accent5>
+      <a:accent6>
+        <a:srgbClr val="70AD47"/>
+      </a:accent6>
+      <a:hlink>
+        <a:srgbClr val="0563C1"/>
+      </a:hlink>
+      <a:folHlink>
+        <a:srgbClr val="954F72"/>
+      </a:folHlink>
+    </a:clrScheme>
+    <a:fontScheme name="Office">
+      <a:majorFont>
+        <a:latin typeface="Calibri Light" panose="020F0302020204030204"/>
+        <a:ea typeface=""/>
+        <a:cs typeface=""/>
+        <a:font script="Jpan" typeface="游ゴシック Light"/>
+        <a:font script="Hang" typeface="맑은 고딕"/>
+        <a:font script="Hans" typeface="等线 Light"/>
+        <a:font script="Hant" typeface="新細明體"/>
+        <a:font script="Arab" typeface="Times New Roman"/>
+        <a:font script="Hebr" typeface="Times New Roman"/>
+        <a:font script="Thai" typeface="Angsana New"/>
+        <a:font script="Ethi" typeface="Nyala"/>
+        <a:font script="Beng" typeface="Vrinda"/>
+        <a:font script="Gujr" typeface="Shruti"/>
+        <a:font script="Khmr" typeface="MoolBoran"/>
+        <a:font script="Knda" typeface="Tunga"/>
+        <a:font script="Guru" typeface="Raavi"/>
+        <a:font script="Cans" typeface="Euphemia"/>
+        <a:font script="Cher" typeface="Plantagenet Cherokee"/>
+        <a:font script="Yiii" typeface="Microsoft Yi Baiti"/>
+        <a:font script="Tibt" typeface="Microsoft Himalaya"/>
+        <a:font script="Thaa" typeface="MV Boli"/>
+        <a:font script="Deva" typeface="Mangal"/>
+        <a:font script="Telu" typeface="Gautami"/>
+        <a:font script="Taml" typeface="Latha"/>
+        <a:font script="Syrc" typeface="Estrangelo Edessa"/>
+        <a:font script="Orya" typeface="Kalinga"/>
+        <a:font script="Mlym" typeface="Kartika"/>
+        <a:font script="Laoo" typeface="DokChampa"/>
+        <a:font script="Sinh" typeface="Iskoola Pota"/>
+        <a:font script="Mong" typeface="Mongolian Baiti"/>
+        <a:font script="Viet" typeface="Times New Roman"/>
+        <a:font script="Uigh" typeface="Microsoft Uighur"/>
+        <a:font script="Geor" typeface="Sylfaen"/>
+        <a:font script="Armn" typeface="Arial"/>
+        <a:font script="Bugi" typeface="Leelawadee UI"/>
+        <a:font script="Bopo" typeface="Microsoft JhengHei"/>
+        <a:font script="Java" typeface="Javanese Text"/>
+        <a:font script="Lisu" typeface="Segoe UI"/>
+        <a:font script="Mymr" typeface="Myanmar Text"/>
+        <a:font script="Nkoo" typeface="Ebrima"/>
+        <a:font script="Olck" typeface="Nirmala UI"/>
+        <a:font script="Osma" typeface="Ebrima"/>
+        <a:font script="Phag" typeface="Phagspa"/>
+        <a:font script="Syrn" typeface="Estrangelo Edessa"/>
+        <a:font script="Syrj" typeface="Estrangelo Edessa"/>
+        <a:font script="Syre" typeface="Estrangelo Edessa"/>
+        <a:font script="Sora" typeface="Nirmala UI"/>
+        <a:font script="Tale" typeface="Microsoft Tai Le"/>
+        <a:font script="Talu" typeface="Microsoft New Tai Lue"/>
+        <a:font script="Tfng" typeface="Ebrima"/>
+      </a:majorFont>
+      <a:minorFont>
+        <a:latin typeface="Calibri" panose="020F0502020204030204"/>
+        <a:ea typeface=""/>
+        <a:cs typeface=""/>
+        <a:font script="Jpan" typeface="游明朝"/>
+        <a:font script="Hang" typeface="맑은 고딕"/>
+        <a:font script="Hans" typeface="等线"/>
+        <a:font script="Hant" typeface="新細明體"/>
+        <a:font script="Arab" typeface="Arial"/>
+        <a:font script="Hebr" typeface="Arial"/>
+        <a:font script="Thai" typeface="Cordia New"/>
+        <a:font script="Ethi" typeface="Nyala"/>
+        <a:font script="Beng" typeface="Vrinda"/>
+        <a:font script="Gujr" typeface="Shruti"/>
+        <a:font script="Khmr" typeface="DaunPenh"/>
+        <a:font script="Knda" typeface="Tunga"/>
+        <a:font script="Guru" typeface="Raavi"/>
+        <a:font script="Cans" typeface="Euphemia"/>
+        <a:font script="Cher" typeface="Plantagenet Cherokee"/>
+        <a:font script="Yiii" typeface="Microsoft Yi Baiti"/>
+        <a:font script="Tibt" typeface="Microsoft Himalaya"/>
+        <a:font script="Thaa" typeface="MV Boli"/>
+        <a:font script="Deva" typeface="Mangal"/>
+        <a:font script="Telu" typeface="Gautami"/>
+        <a:font script="Taml" typeface="Latha"/>
+        <a:font script="Syrc" typeface="Estrangelo Edessa"/>
+        <a:font script="Orya" typeface="Kalinga"/>
+        <a:font script="Mlym" typeface="Kartika"/>
+        <a:font script="Laoo" typeface="DokChampa"/>
+        <a:font script="Sinh" typeface="Iskoola Pota"/>
+        <a:font script="Mong" typeface="Mongolian Baiti"/>
+        <a:font script="Viet" typeface="Arial"/>
+        <a:font script="Uigh" typeface="Microsoft Uighur"/>
+        <a:font script="Geor" typeface="Sylfaen"/>
+        <a:font script="Armn" typeface="Arial"/>
+        <a:font script="Bugi" typeface="Leelawadee UI"/>
+        <a:font script="Bopo" typeface="Microsoft JhengHei"/>
+        <a:font script="Java" typeface="Javanese Text"/>
+        <a:font script="Lisu" typeface="Segoe UI"/>
+        <a:font script="Mymr" typeface="Myanmar Text"/>
+        <a:font script="Nkoo" typeface="Ebrima"/>
+        <a:font script="Olck" typeface="Nirmala UI"/>
+        <a:font script="Osma" typeface="Ebrima"/>
+        <a:font script="Phag" typeface="Phagspa"/>
+        <a:font script="Syrn" typeface="Estrangelo Edessa"/>
+        <a:font script="Syrj" typeface="Estrangelo Edessa"/>
+        <a:font script="Syre" typeface="Estrangelo Edessa"/>
+        <a:font script="Sora" typeface="Nirmala UI"/>
+        <a:font script="Tale" typeface="Microsoft Tai Le"/>
+        <a:font script="Talu" typeface="Microsoft New Tai Lue"/>
+        <a:font script="Tfng" typeface="Ebrima"/>
+      </a:minorFont>
+    </a:fontScheme>
+    <a:fmtScheme name="Office">
+      <a:fillStyleLst>
+        <a:solidFill>
+          <a:schemeClr val="phClr"/>
+        </a:solidFill>
+        <a:gradFill rotWithShape="true">
+          <a:gsLst>
+            <a:gs pos="0">
+              <a:schemeClr val="phClr">
+                <a:lumMod val="110000"/>
+                <a:satMod val="105000"/>
+                <a:tint val="67000"/>
+              </a:schemeClr>
+            </a:gs>
+            <a:gs pos="50000">
+              <a:schemeClr val="phClr">
+                <a:lumMod val="105000"/>
+                <a:satMod val="103000"/>
+                <a:tint val="73000"/>
+              </a:schemeClr>
+            </a:gs>
+            <a:gs pos="100000">
+              <a:schemeClr val="phClr">
+                <a:lumMod val="105000"/>
+                <a:satMod val="109000"/>
+                <a:tint val="81000"/>
+              </a:schemeClr>
+            </a:gs>
+          </a:gsLst>
+          <a:lin ang="5400000" scaled="false"/>
+        </a:gradFill>
+        <a:gradFill rotWithShape="true">
+          <a:gsLst>
+            <a:gs pos="0">
+              <a:schemeClr val="phClr">
+                <a:satMod val="103000"/>
+                <a:lumMod val="102000"/>
+                <a:tint val="94000"/>
+              </a:schemeClr>
+            </a:gs>
+            <a:gs pos="50000">
+              <a:schemeClr val="phClr">
+                <a:satMod val="110000"/>
+                <a:lumMod val="100000"/>
+                <a:shade val="100000"/>
+              </a:schemeClr>
+            </a:gs>
+            <a:gs pos="100000">
+              <a:schemeClr val="phClr">
+                <a:lumMod val="99000"/>
+                <a:satMod val="120000"/>
+                <a:shade val="78000"/>
+              </a:schemeClr>
+            </a:gs>
+          </a:gsLst>
+          <a:lin ang="5400000" scaled="false"/>
+        </a:gradFill>
+      </a:fillStyleLst>
+      <a:lnStyleLst>
+        <a:ln w="6350" cap="flat" cmpd="sng" algn="ctr">
+          <a:solidFill>
+            <a:schemeClr val="phClr"/>
+          </a:solidFill>
+          <a:prstDash val="solid"/>
+          <a:miter lim="800000"/>
+        </a:ln>
+        <a:ln w="12700" cap="flat" cmpd="sng" algn="ctr">
+          <a:solidFill>
+            <a:schemeClr val="phClr"/>
+          </a:solidFill>
+          <a:prstDash val="solid"/>
+          <a:miter lim="800000"/>
+        </a:ln>
+        <a:ln w="19050" cap="flat" cmpd="sng" algn="ctr">
+          <a:solidFill>
+            <a:schemeClr val="phClr"/>
+          </a:solidFill>
+          <a:prstDash val="solid"/>
+          <a:miter lim="800000"/>
+        </a:ln>
+      </a:lnStyleLst>
+      <a:effectStyleLst>
+        <a:effectStyle>
+          <a:effectLst/>
+        </a:effectStyle>
+        <a:effectStyle>
+          <a:effectLst/>
+        </a:effectStyle>
+        <a:effectStyle>
+          <a:effectLst>
+            <a:outerShdw blurRad="57150" dist="19050" dir="5400000" algn="ctr" rotWithShape="false">
+              <a:srgbClr val="000000">
+                <a:alpha val="63000"/>
+              </a:srgbClr>
+            </a:outerShdw>
+          </a:effectLst>
+        </a:effectStyle>
+      </a:effectStyleLst>
+      <a:bgFillStyleLst>
+        <a:solidFill>
+          <a:schemeClr val="phClr"/>
+        </a:solidFill>
+        <a:solidFill>
+          <a:schemeClr val="phClr">
+            <a:tint val="95000"/>
+            <a:satMod val="170000"/>
+          </a:schemeClr>
+        </a:solidFill>
+        <a:gradFill rotWithShape="true">
+          <a:gsLst>
+            <a:gs pos="0">
+              <a:schemeClr val="phClr">
+                <a:tint val="93000"/>
+                <a:satMod val="150000"/>
+                <a:shade val="98000"/>
+                <a:lumMod val="102000"/>
+              </a:schemeClr>
+            </a:gs>
+            <a:gs pos="50000">
+              <a:schemeClr val="phClr">
+                <a:tint val="98000"/>
+                <a:satMod val="130000"/>
+                <a:shade val="90000"/>
+                <a:lumMod val="103000"/>
+              </a:schemeClr>
+            </a:gs>
+            <a:gs pos="100000">
+              <a:schemeClr val="phClr">
+                <a:shade val="63000"/>
+                <a:satMod val="120000"/>
+              </a:schemeClr>
+            </a:gs>
+          </a:gsLst>
+          <a:lin ang="5400000" scaled="false"/>
+        </a:gradFill>
+      </a:bgFillStyleLst>
+    </a:fmtScheme>
+  </a:themeElements>
+  <a:objectDefaults/>
+  <a:extraClrSchemeLst/>
+</a:theme>
 </file>